--- a/proxmox/HOWTO-recover-zfs-rpool-from-iscsi-mirror--kneutron.docx
+++ b/proxmox/HOWTO-recover-zfs-rpool-from-iscsi-mirror--kneutron.docx
@@ -15,7 +15,7 @@
       </w:r>
       <w:r>
         <w:rPr/>
-        <w:t xml:space="preserve">bootable </w:t>
+        <w:t xml:space="preserve">bootable Proxmox </w:t>
       </w:r>
       <w:r>
         <w:rPr/>
@@ -42,63 +42,105 @@
       </w:pPr>
       <w:r>
         <w:rPr/>
+        <w:t>(You can do this in a VM or to e.g. portable SSD to test)</w:t>
+      </w:r>
+    </w:p>
+    <w:p>
+      <w:pPr>
+        <w:pStyle w:val="Normal"/>
+        <w:bidi w:val="0"/>
+        <w:jc w:val="start"/>
+        <w:rPr/>
+      </w:pPr>
+      <w:r>
+        <w:rPr/>
+      </w:r>
+    </w:p>
+    <w:p>
+      <w:pPr>
+        <w:pStyle w:val="Normal"/>
+        <w:bidi w:val="0"/>
+        <w:jc w:val="start"/>
+        <w:rPr/>
+      </w:pPr>
+      <w:r>
+        <w:rPr/>
         <w:t xml:space="preserve">Install PVE 9 </w:t>
       </w:r>
       <w:r>
         <w:rPr/>
-        <w:t>with ext4 root, no lvm-thin needed; must be on same network as iscsi server</w:t>
-      </w:r>
-    </w:p>
-    <w:p>
-      <w:pPr>
-        <w:pStyle w:val="Normal"/>
-        <w:bidi w:val="0"/>
-        <w:jc w:val="start"/>
-        <w:rPr/>
-      </w:pPr>
-      <w:r>
-        <w:rPr/>
-      </w:r>
-    </w:p>
-    <w:p>
-      <w:pPr>
-        <w:pStyle w:val="Normal"/>
-        <w:bidi w:val="0"/>
-        <w:jc w:val="start"/>
-        <w:rPr/>
-      </w:pPr>
-      <w:r>
-        <w:rPr/>
-        <w:t>Login to PVE webui, &lt;node&gt; / Updates / Repositories – disable Enterprise repos, add No-subscription repo</w:t>
-      </w:r>
-    </w:p>
-    <w:p>
-      <w:pPr>
-        <w:pStyle w:val="Normal"/>
-        <w:bidi w:val="0"/>
-        <w:jc w:val="start"/>
-        <w:rPr/>
-      </w:pPr>
-      <w:r>
-        <w:rPr/>
-      </w:r>
-    </w:p>
-    <w:p>
-      <w:pPr>
-        <w:pStyle w:val="Normal"/>
-        <w:bidi w:val="0"/>
-        <w:jc w:val="start"/>
-        <w:rPr/>
-      </w:pPr>
-      <w:r>
-        <w:rPr/>
-        <w:t xml:space="preserve">Upgrade to latest packages &amp;&amp; </w:t>
+        <w:t xml:space="preserve">with </w:t>
       </w:r>
       <w:r>
         <w:rPr>
           <w:b/>
           <w:bCs/>
         </w:rPr>
+        <w:t>ext4</w:t>
+      </w:r>
+      <w:r>
+        <w:rPr/>
+        <w:t xml:space="preserve"> root, no lvm-thin needed; must be on same network as iscsi server</w:t>
+      </w:r>
+    </w:p>
+    <w:p>
+      <w:pPr>
+        <w:pStyle w:val="Normal"/>
+        <w:bidi w:val="0"/>
+        <w:jc w:val="start"/>
+        <w:rPr/>
+      </w:pPr>
+      <w:r>
+        <w:rPr/>
+      </w:r>
+    </w:p>
+    <w:p>
+      <w:pPr>
+        <w:pStyle w:val="Normal"/>
+        <w:bidi w:val="0"/>
+        <w:jc w:val="start"/>
+        <w:rPr/>
+      </w:pPr>
+      <w:r>
+        <w:rPr/>
+        <w:t xml:space="preserve">Login to PVE webui, </w:t>
+      </w:r>
+      <w:r>
+        <w:rPr/>
+        <w:t>Datacenter /</w:t>
+      </w:r>
+      <w:r>
+        <w:rPr/>
+        <w:t xml:space="preserve"> &lt;node&gt; / Updates / Repositories – disable Enterprise repos, add No-subscription repo</w:t>
+      </w:r>
+    </w:p>
+    <w:p>
+      <w:pPr>
+        <w:pStyle w:val="Normal"/>
+        <w:bidi w:val="0"/>
+        <w:jc w:val="start"/>
+        <w:rPr/>
+      </w:pPr>
+      <w:r>
+        <w:rPr/>
+      </w:r>
+    </w:p>
+    <w:p>
+      <w:pPr>
+        <w:pStyle w:val="Normal"/>
+        <w:bidi w:val="0"/>
+        <w:jc w:val="start"/>
+        <w:rPr/>
+      </w:pPr>
+      <w:r>
+        <w:rPr/>
+        <w:t xml:space="preserve">Upgrade to latest packages &amp;&amp; </w:t>
+      </w:r>
+      <w:r>
+        <w:rPr>
+          <w:b/>
+          <w:bCs/>
+        </w:rPr>
         <w:t>reboot</w:t>
       </w:r>
     </w:p>
@@ -122,6 +164,17 @@
       </w:pPr>
       <w:r>
         <w:rPr/>
+      </w:r>
+    </w:p>
+    <w:p>
+      <w:pPr>
+        <w:pStyle w:val="Normal"/>
+        <w:bidi w:val="0"/>
+        <w:jc w:val="start"/>
+        <w:rPr/>
+      </w:pPr>
+      <w:r>
+        <w:rPr/>
         <w:t xml:space="preserve">Proxmox webgui – map Datacenter / Storage / Add </w:t>
       </w:r>
       <w:r>
@@ -134,34 +187,50 @@
       </w:r>
       <w:r>
         <w:rPr/>
-        <w:t>your server</w:t>
-      </w:r>
-      <w:r>
-        <w:rPr/>
-        <w:t xml:space="preserve"> node (currently suse VM) to proxmox host</w:t>
-      </w:r>
-    </w:p>
-    <w:p>
-      <w:pPr>
-        <w:pStyle w:val="Normal"/>
-        <w:bidi w:val="0"/>
-        <w:jc w:val="start"/>
-        <w:rPr/>
-      </w:pPr>
-      <w:r>
-        <w:rPr/>
-      </w:r>
-    </w:p>
-    <w:p>
-      <w:pPr>
-        <w:pStyle w:val="Normal"/>
-        <w:bidi w:val="0"/>
-        <w:jc w:val="start"/>
-        <w:rPr/>
-      </w:pPr>
-      <w:r>
-        <w:rPr/>
-        <w:t xml:space="preserve">Check that it’s there with  </w:t>
+        <w:t xml:space="preserve">your </w:t>
+      </w:r>
+      <w:r>
+        <w:rPr/>
+        <w:t xml:space="preserve">iscsi </w:t>
+      </w:r>
+      <w:r>
+        <w:rPr/>
+        <w:t>server</w:t>
+      </w:r>
+      <w:r>
+        <w:rPr/>
+        <w:t xml:space="preserve"> </w:t>
+      </w:r>
+      <w:r>
+        <w:rPr/>
+        <w:t xml:space="preserve">(Target) </w:t>
+      </w:r>
+      <w:r>
+        <w:rPr/>
+        <w:t>node to proxmox host</w:t>
+      </w:r>
+    </w:p>
+    <w:p>
+      <w:pPr>
+        <w:pStyle w:val="Normal"/>
+        <w:bidi w:val="0"/>
+        <w:jc w:val="start"/>
+        <w:rPr/>
+      </w:pPr>
+      <w:r>
+        <w:rPr/>
+      </w:r>
+    </w:p>
+    <w:p>
+      <w:pPr>
+        <w:pStyle w:val="Normal"/>
+        <w:bidi w:val="0"/>
+        <w:jc w:val="start"/>
+        <w:rPr/>
+      </w:pPr>
+      <w:r>
+        <w:rPr/>
+        <w:t xml:space="preserve">- Check that it’s there with  </w:t>
       </w:r>
       <w:r>
         <w:rPr>
@@ -211,7 +280,26 @@
       </w:pPr>
       <w:r>
         <w:rPr/>
-        <w:t>Attach new disk that you want to copy the iscsi rpool to</w:t>
+      </w:r>
+    </w:p>
+    <w:p>
+      <w:pPr>
+        <w:pStyle w:val="Normal"/>
+        <w:bidi w:val="0"/>
+        <w:jc w:val="start"/>
+        <w:rPr/>
+      </w:pPr>
+      <w:r>
+        <w:rPr/>
+        <w:t xml:space="preserve">Attach new disk that you want to copy the iscsi rpool to, </w:t>
+      </w:r>
+      <w:r>
+        <w:rPr/>
+        <w:t xml:space="preserve">needs to be same size or larger – </w:t>
+      </w:r>
+      <w:r>
+        <w:rPr/>
+        <w:t>NOTE it will be wiped!</w:t>
       </w:r>
     </w:p>
     <w:p>
@@ -252,15 +340,13 @@
           <w:spacing w:val="0"/>
           <w:sz w:val="20"/>
         </w:rPr>
-        <w:t>You can import a ZFS pool without mounting any filesystems by running:</w:t>
+        <w:t>NOTE a read-only zpool will not be able to attach a mirror disk.</w:t>
       </w:r>
     </w:p>
     <w:p>
       <w:pPr>
         <w:pStyle w:val="BodyText"/>
-        <w:widowControl/>
-        <w:bidi w:val="0"/>
-        <w:ind w:hanging="0" w:start="0" w:end="0"/>
+        <w:bidi w:val="0"/>
         <w:jc w:val="start"/>
         <w:rPr>
           <w:rFonts w:ascii="helvetica;arial;verdana;sans-serif" w:hAnsi="helvetica;arial;verdana;sans-serif"/>
@@ -276,8 +362,7 @@
       <w:r>
         <w:rPr>
           <w:rFonts w:ascii="helvetica;arial;verdana;sans-serif" w:hAnsi="helvetica;arial;verdana;sans-serif"/>
-          <w:b/>
-          <w:bCs/>
+          <w:b w:val="false"/>
           <w:i w:val="false"/>
           <w:caps w:val="false"/>
           <w:smallCaps w:val="false"/>
@@ -285,37 +370,13 @@
           <w:spacing w:val="0"/>
           <w:sz w:val="20"/>
         </w:rPr>
-        <w:t>zpool import -</w:t>
-      </w:r>
-      <w:r>
-        <w:rPr>
-          <w:rFonts w:ascii="helvetica;arial;verdana;sans-serif" w:hAnsi="helvetica;arial;verdana;sans-serif"/>
-          <w:b/>
-          <w:bCs/>
-          <w:i w:val="false"/>
-          <w:caps w:val="false"/>
-          <w:smallCaps w:val="false"/>
-          <w:color w:val="000000"/>
-          <w:spacing w:val="0"/>
-          <w:sz w:val="20"/>
-        </w:rPr>
-        <w:t xml:space="preserve">f </w:t>
-      </w:r>
-      <w:r>
-        <w:rPr>
-          <w:rFonts w:ascii="helvetica;arial;verdana;sans-serif" w:hAnsi="helvetica;arial;verdana;sans-serif"/>
-          <w:b/>
-          <w:bCs/>
-          <w:i w:val="false"/>
-          <w:caps w:val="false"/>
-          <w:smallCaps w:val="false"/>
-          <w:color w:val="000000"/>
-          <w:spacing w:val="0"/>
-          <w:sz w:val="20"/>
-        </w:rPr>
-        <w:t>-N</w:t>
-      </w:r>
-      <w:r>
+      </w:r>
+    </w:p>
+    <w:p>
+      <w:pPr>
+        <w:pStyle w:val="BodyText"/>
+        <w:bidi w:val="0"/>
+        <w:jc w:val="start"/>
         <w:rPr>
           <w:rFonts w:ascii="helvetica;arial;verdana;sans-serif" w:hAnsi="helvetica;arial;verdana;sans-serif"/>
           <w:b w:val="false"/>
@@ -326,91 +387,116 @@
           <w:spacing w:val="0"/>
           <w:sz w:val="20"/>
         </w:rPr>
-        <w:t xml:space="preserve"> poolname</w:t>
-      </w:r>
-    </w:p>
-    <w:p>
-      <w:pPr>
-        <w:pStyle w:val="Normal"/>
-        <w:bidi w:val="0"/>
-        <w:jc w:val="start"/>
-        <w:rPr/>
-      </w:pPr>
-      <w:r>
-        <w:rPr/>
-      </w:r>
-    </w:p>
-    <w:p>
-      <w:pPr>
-        <w:pStyle w:val="Normal"/>
-        <w:bidi w:val="0"/>
-        <w:jc w:val="start"/>
-        <w:rPr/>
-      </w:pPr>
+      </w:pPr>
+      <w:r>
+        <w:rPr>
+          <w:rFonts w:ascii="helvetica;arial;verdana;sans-serif" w:hAnsi="helvetica;arial;verdana;sans-serif"/>
+          <w:b w:val="false"/>
+          <w:i w:val="false"/>
+          <w:caps w:val="false"/>
+          <w:smallCaps w:val="false"/>
+          <w:color w:val="000000"/>
+          <w:spacing w:val="0"/>
+          <w:sz w:val="20"/>
+        </w:rPr>
+      </w:r>
+    </w:p>
+    <w:p>
+      <w:pPr>
+        <w:pStyle w:val="Normal"/>
+        <w:bidi w:val="0"/>
+        <w:jc w:val="start"/>
+        <w:rPr/>
+      </w:pPr>
+      <w:r>
+        <w:rPr>
+          <w:b w:val="false"/>
+          <w:bCs w:val="false"/>
+        </w:rPr>
+        <w:t>Important</w:t>
+      </w:r>
       <w:r>
         <w:rPr>
           <w:b/>
           <w:bCs/>
         </w:rPr>
-        <w:t>EDIT</w:t>
-      </w:r>
-      <w:r>
-        <w:rPr/>
-        <w:t xml:space="preserve"> </w:t>
-      </w:r>
-      <w:r>
-        <w:rPr/>
-        <w:t xml:space="preserve">zpool-import-rpool-NOMOUNTS.sh </w:t>
-      </w:r>
-      <w:r>
-        <w:rPr/>
-        <w:t xml:space="preserve">script for your environment – look for </w:t>
+        <w:t xml:space="preserve"> - </w:t>
       </w:r>
       <w:r>
         <w:rPr>
           <w:b/>
           <w:bCs/>
         </w:rPr>
-        <w:t>TODO</w:t>
-      </w:r>
-      <w:r>
-        <w:rPr/>
-        <w:t xml:space="preserve"> comments</w:t>
-      </w:r>
-    </w:p>
-    <w:p>
-      <w:pPr>
-        <w:pStyle w:val="Normal"/>
-        <w:bidi w:val="0"/>
-        <w:jc w:val="start"/>
-        <w:rPr/>
-      </w:pPr>
-      <w:r>
-        <w:rPr/>
-      </w:r>
-    </w:p>
-    <w:p>
-      <w:pPr>
-        <w:pStyle w:val="Normal"/>
-        <w:bidi w:val="0"/>
-        <w:jc w:val="start"/>
-        <w:rPr/>
-      </w:pPr>
-      <w:r>
-        <w:rPr/>
-        <w:t xml:space="preserve">As root, run  </w:t>
+        <w:t>EDIT</w:t>
+      </w:r>
+      <w:r>
+        <w:rPr/>
+        <w:t xml:space="preserve">  </w:t>
       </w:r>
       <w:r>
         <w:rPr>
           <w:b/>
           <w:bCs/>
         </w:rPr>
-        <w:t>zpool-import-rpool-NOMOUNTS.sh</w:t>
-      </w:r>
-      <w:r>
-        <w:rPr/>
+        <w:t>proxmox-zfs-bootroot-restore-from-iscsi.sh</w:t>
+      </w:r>
+      <w:r>
+        <w:rPr>
+          <w:rFonts w:ascii="AndaleMono" w:hAnsi="AndaleMono"/>
+          <w:color w:val="2FFF12"/>
+          <w:sz w:val="24"/>
+        </w:rPr>
         <w:t xml:space="preserve"> </w:t>
       </w:r>
+      <w:r>
+        <w:rPr/>
+        <w:t xml:space="preserve"> </w:t>
+      </w:r>
+      <w:r>
+        <w:rPr/>
+        <w:t xml:space="preserve">script for your environment – look for </w:t>
+      </w:r>
+      <w:r>
+        <w:rPr>
+          <w:b/>
+          <w:bCs/>
+        </w:rPr>
+        <w:t>TODO</w:t>
+      </w:r>
+      <w:r>
+        <w:rPr/>
+        <w:t xml:space="preserve"> comments</w:t>
+      </w:r>
+    </w:p>
+    <w:p>
+      <w:pPr>
+        <w:pStyle w:val="Normal"/>
+        <w:bidi w:val="0"/>
+        <w:jc w:val="start"/>
+        <w:rPr/>
+      </w:pPr>
+      <w:r>
+        <w:rPr/>
+      </w:r>
+    </w:p>
+    <w:p>
+      <w:pPr>
+        <w:pStyle w:val="Normal"/>
+        <w:bidi w:val="0"/>
+        <w:jc w:val="start"/>
+        <w:rPr/>
+      </w:pPr>
+      <w:r>
+        <w:rPr/>
+        <w:t xml:space="preserve">As root, run  </w:t>
+      </w:r>
+      <w:r>
+        <w:rPr>
+          <w:b/>
+          <w:bCs/>
+        </w:rPr>
+        <w:t>proxmox-zfs-bootroot-restore-from-iscsi.sh</w:t>
+      </w:r>
     </w:p>
     <w:p>
       <w:pPr>
@@ -440,7 +526,7 @@
       </w:r>
       <w:r>
         <w:rPr/>
-        <w:t xml:space="preserve"> dup fdisk partition layout </w:t>
+        <w:t xml:space="preserve"> dup partition layout </w:t>
       </w:r>
       <w:r>
         <w:rPr/>
@@ -471,7 +557,15 @@
       </w:pPr>
       <w:r>
         <w:rPr/>
-        <w:t xml:space="preserve">You should be able to boot from the new mirror disk afterward, may need to detach the missing disk from </w:t>
+        <w:t xml:space="preserve">You should be able to boot from the new mirror disk afterward, may need to </w:t>
+      </w:r>
+      <w:r>
+        <w:rPr/>
+        <w:t xml:space="preserve">zpool </w:t>
+      </w:r>
+      <w:r>
+        <w:rPr/>
+        <w:t xml:space="preserve">detach the missing disk from </w:t>
       </w:r>
       <w:r>
         <w:rPr/>
@@ -479,19 +573,245 @@
       </w:r>
       <w:r>
         <w:rPr/>
-        <w:t>pool after reboot</w:t>
-      </w:r>
-    </w:p>
-    <w:p>
-      <w:pPr>
-        <w:pStyle w:val="Normal"/>
-        <w:bidi w:val="0"/>
-        <w:jc w:val="start"/>
-        <w:rPr/>
-      </w:pPr>
-      <w:r>
-        <w:rPr/>
-      </w:r>
+        <w:t xml:space="preserve">pool after reboot </w:t>
+      </w:r>
+      <w:r>
+        <w:rPr/>
+        <w:t>to get it out of DEGRADED state.</w:t>
+      </w:r>
+    </w:p>
+    <w:p>
+      <w:pPr>
+        <w:pStyle w:val="Normal"/>
+        <w:bidi w:val="0"/>
+        <w:jc w:val="start"/>
+        <w:rPr/>
+      </w:pPr>
+      <w:r>
+        <w:rPr/>
+      </w:r>
+    </w:p>
+    <w:p>
+      <w:pPr>
+        <w:pStyle w:val="Normal"/>
+        <w:bidi w:val="0"/>
+        <w:jc w:val="start"/>
+        <w:rPr/>
+      </w:pPr>
+      <w:r>
+        <w:rPr/>
+        <w:t>=======</w:t>
+      </w:r>
+    </w:p>
+    <w:p>
+      <w:pPr>
+        <w:pStyle w:val="Normal"/>
+        <w:bidi w:val="0"/>
+        <w:jc w:val="start"/>
+        <w:rPr/>
+      </w:pPr>
+      <w:r>
+        <w:rPr/>
+      </w:r>
+    </w:p>
+    <w:p>
+      <w:pPr>
+        <w:pStyle w:val="Normal"/>
+        <w:bidi w:val="0"/>
+        <w:jc w:val="start"/>
+        <w:rPr/>
+      </w:pPr>
+      <w:r>
+        <w:rPr>
+          <w:b/>
+          <w:bCs/>
+        </w:rPr>
+        <w:t>PROTIP</w:t>
+      </w:r>
+      <w:r>
+        <w:rPr/>
+        <w:t xml:space="preserve"> you can install ZFSBootMenu into the EFI partition to boot from that </w:t>
+      </w:r>
+      <w:r>
+        <w:rPr/>
+        <w:t>instead of grub</w:t>
+      </w:r>
+      <w:r>
+        <w:rPr/>
+        <w:t>:</w:t>
+      </w:r>
+    </w:p>
+    <w:p>
+      <w:pPr>
+        <w:pStyle w:val="Normal"/>
+        <w:bidi w:val="0"/>
+        <w:jc w:val="start"/>
+        <w:rPr/>
+      </w:pPr>
+      <w:r>
+        <w:rPr/>
+      </w:r>
+    </w:p>
+    <w:p>
+      <w:pPr>
+        <w:pStyle w:val="Normal"/>
+        <w:bidi w:val="0"/>
+        <w:jc w:val="start"/>
+        <w:rPr/>
+      </w:pPr>
+      <w:hyperlink r:id="rId2">
+        <w:r>
+          <w:rPr>
+            <w:rStyle w:val="Hyperlink"/>
+          </w:rPr>
+          <w:t>https://docs.zfsbootmenu.org/en/v3.1.x/general/portable.html</w:t>
+        </w:r>
+      </w:hyperlink>
+    </w:p>
+    <w:p>
+      <w:pPr>
+        <w:pStyle w:val="Normal"/>
+        <w:bidi w:val="0"/>
+        <w:jc w:val="start"/>
+        <w:rPr/>
+      </w:pPr>
+      <w:r>
+        <w:rPr/>
+      </w:r>
+    </w:p>
+    <w:p>
+      <w:pPr>
+        <w:pStyle w:val="Normal"/>
+        <w:bidi w:val="0"/>
+        <w:jc w:val="start"/>
+        <w:rPr/>
+      </w:pPr>
+      <w:r>
+        <w:rPr/>
+      </w:r>
+    </w:p>
+    <w:p>
+      <w:pPr>
+        <w:pStyle w:val="Normal"/>
+        <w:bidi w:val="0"/>
+        <w:jc w:val="start"/>
+        <w:rPr/>
+      </w:pPr>
+      <w:r>
+        <w:rPr/>
+        <w:t xml:space="preserve">A note - </w:t>
+      </w:r>
+      <w:r>
+        <w:rPr/>
+        <w:t xml:space="preserve">openSuSE Leap 15 is </w:t>
+      </w:r>
+      <w:r>
+        <w:rPr/>
+        <w:t xml:space="preserve">low-resource and </w:t>
+      </w:r>
+      <w:r>
+        <w:rPr/>
+        <w:t xml:space="preserve">easy to setup for iscsi Target LIO with Yast, but </w:t>
+      </w:r>
+      <w:r>
+        <w:rPr/>
+        <w:t xml:space="preserve">has reached EOL as of April 2026. SuSE Leap 16 does not have the easy-iscsi builtin </w:t>
+      </w:r>
+      <w:r>
+        <w:rPr/>
+        <w:t>for Yast</w:t>
+      </w:r>
+      <w:r>
+        <w:rPr/>
+        <w:t xml:space="preserve"> as of my experience. I have not tested </w:t>
+      </w:r>
+      <w:r>
+        <w:rPr/>
+        <w:t xml:space="preserve">SuSE </w:t>
+      </w:r>
+      <w:r>
+        <w:rPr/>
+        <w:t>Tumbleweed yet as of this writing.</w:t>
+      </w:r>
+    </w:p>
+    <w:p>
+      <w:pPr>
+        <w:pStyle w:val="Normal"/>
+        <w:bidi w:val="0"/>
+        <w:jc w:val="start"/>
+        <w:rPr/>
+      </w:pPr>
+      <w:r>
+        <w:rPr/>
+      </w:r>
+    </w:p>
+    <w:p>
+      <w:pPr>
+        <w:pStyle w:val="Normal"/>
+        <w:bidi w:val="0"/>
+        <w:jc w:val="start"/>
+        <w:rPr/>
+      </w:pPr>
+      <w:r>
+        <w:rPr/>
+        <w:t>T</w:t>
+      </w:r>
+      <w:r>
+        <w:rPr/>
+        <w:t xml:space="preserve">here are other alternatives like </w:t>
+      </w:r>
+      <w:r>
+        <w:rPr/>
+        <w:t xml:space="preserve">Webmin (webui, runs on port 10000) and NAS-centered distros like FreeNAS, TrueNAS </w:t>
+      </w:r>
+      <w:r>
+        <w:rPr/>
+        <w:t>Scale, etc</w:t>
+      </w:r>
+      <w:r>
+        <w:rPr/>
+        <w:t xml:space="preserve">. You can also install targetcli on e.g. Debian or </w:t>
+      </w:r>
+      <w:r>
+        <w:rPr/>
+        <w:t>the like</w:t>
+      </w:r>
+      <w:r>
+        <w:rPr/>
+        <w:t xml:space="preserve">. To the best of my knowledge and limited testing, iscsi server is not possible on proxmox LXC. </w:t>
+      </w:r>
+      <w:r>
+        <w:rPr/>
+        <w:t>Alpine Linux may be worth looking into for low-resource iscsi serving.</w:t>
+      </w:r>
+    </w:p>
+    <w:p>
+      <w:pPr>
+        <w:pStyle w:val="Normal"/>
+        <w:bidi w:val="0"/>
+        <w:jc w:val="start"/>
+        <w:rPr/>
+      </w:pPr>
+      <w:r>
+        <w:rPr/>
+        <w:t xml:space="preserve"> </w:t>
+      </w:r>
+    </w:p>
+    <w:p>
+      <w:pPr>
+        <w:pStyle w:val="Normal"/>
+        <w:bidi w:val="0"/>
+        <w:jc w:val="start"/>
+        <w:rPr/>
+      </w:pPr>
+      <w:hyperlink r:id="rId3">
+        <w:r>
+          <w:rPr>
+            <w:rStyle w:val="Hyperlink"/>
+          </w:rPr>
+          <w:t>https://search.brave.com/search?q=what+is+the+most+lightweight+and+easy+to+setup+linux+iscsi+server&amp;source=web&amp;conversation=098abb8d05b42e7ed63c16b366737799a26f</w:t>
+        </w:r>
+      </w:hyperlink>
     </w:p>
     <w:p>
       <w:pPr>
@@ -511,6 +831,7 @@
       <w:pgNumType w:fmt="decimal"/>
       <w:formProt w:val="false"/>
       <w:textDirection w:val="lrTb"/>
+      <w:docGrid w:type="default" w:linePitch="312" w:charSpace="4294961151"/>
     </w:sectPr>
   </w:body>
 </w:document>
@@ -549,6 +870,13 @@
       <w:sz w:val="24"/>
       <w:szCs w:val="24"/>
       <w:lang w:val="en-US" w:eastAsia="zh-CN" w:bidi="hi-IN"/>
+    </w:rPr>
+  </w:style>
+  <w:style w:type="character" w:styleId="Hyperlink">
+    <w:name w:val="Hyperlink"/>
+    <w:rPr>
+      <w:color w:val="000080"/>
+      <w:u w:val="single"/>
     </w:rPr>
   </w:style>
   <w:style w:type="paragraph" w:styleId="Heading">
